--- a/Mustafa_Altuntas_CV_EN.docx
+++ b/Mustafa_Altuntas_CV_EN.docx
@@ -44,7 +44,7 @@
           <w:sz w:val="18"/>
           <w:szCs w:val="18"/>
         </w:rPr>
-        <w:t xml:space="preserve">Istanbul, Türkiye (UTC+3)  ·  Open to fully remote  ·  +90 539 547 5194  ·  mustafa.altuntas.201m5@gmail.com</w:t>
+        <w:t xml:space="preserve">Istanbul, Türkiye (UTC+3)  ·  Open to fully remote  ·  mustafa.altuntas.201m5@gmail.com</w:t>
       </w:r>
     </w:p>
     <w:p>

--- a/Mustafa_Altuntas_CV_EN.docx
+++ b/Mustafa_Altuntas_CV_EN.docx
@@ -1003,7 +1003,7 @@
           <w:sz w:val="19"/>
           <w:szCs w:val="19"/>
         </w:rPr>
-        <w:t xml:space="preserve">UAV Pilot Licence İHA-1, SHGM (TR-IHA1H7554223)  ·  ASP.NET Core Web API (.NET 8), Udemy 2025</w:t>
+        <w:t xml:space="preserve">UAV Pilot Licence İHA-1, SHGM  ·  ASP.NET Core Web API (.NET 8), Udemy 2025</w:t>
       </w:r>
     </w:p>
     <w:sectPr>
